--- a/arb/docx/010.content.docx
+++ b/arb/docx/010.content.docx
@@ -346,20 +346,14 @@
         </w:rPr>
         <w:t xml:space="preserve">كما أن الله يكره الشر. والله وحده هو الذي يستطيع أن يُدمِّر الشر، لأن الله كلي الصلاح. وعندما يؤسس الله </w:t>
       </w:r>
-      <w:hyperlink r:id="rId13">
-        <w:r>
-          <w:rPr>
-            <w:rtl/>
-            <w:cs/>
-            <w:lang w:val="ar_AE" w:bidi="ar_AE"/>
-          </w:rPr>
-          <w:rPr>
-            <w:color w:val="0000EE"/>
-            <w:u w:val="single"/>
-          </w:rPr>
-          <w:t>مملكته</w:t>
-        </w:r>
-      </w:hyperlink>
+      <w:r>
+        <w:rPr>
+          <w:rtl/>
+          <w:cs/>
+          <w:lang w:val="ar_AE" w:bidi="ar_AE"/>
+        </w:rPr>
+        <w:t>مملكته</w:t>
+      </w:r>
       <w:r>
         <w:rPr>
           <w:rtl/>
@@ -452,20 +446,14 @@
         </w:rPr>
         <w:t xml:space="preserve"> يعني المقاوم، أو العدو، أو المُشتكي. وهو اسم </w:t>
       </w:r>
-      <w:hyperlink r:id="rId14">
-        <w:r>
-          <w:rPr>
-            <w:rtl/>
-            <w:cs/>
-            <w:lang w:val="ar_AE" w:bidi="ar_AE"/>
-          </w:rPr>
-          <w:rPr>
-            <w:color w:val="0000EE"/>
-            <w:u w:val="single"/>
-          </w:rPr>
-          <w:t>إبليس</w:t>
-        </w:r>
-      </w:hyperlink>
+      <w:r>
+        <w:rPr>
+          <w:rtl/>
+          <w:cs/>
+          <w:lang w:val="ar_AE" w:bidi="ar_AE"/>
+        </w:rPr>
+        <w:t>إبليس</w:t>
+      </w:r>
       <w:r>
         <w:rPr>
           <w:rtl/>
@@ -476,7 +464,6 @@
       </w:r>
       <w:r>
         <w:rPr>
-          <w:b/>
           <w:rtl/>
           <w:cs/>
           <w:lang w:val="ar_AE" w:bidi="ar_AE"/>
@@ -513,7 +500,6 @@
       </w:r>
       <w:r>
         <w:rPr>
-          <w:b/>
           <w:rtl/>
           <w:cs/>
           <w:lang w:val="ar_AE" w:bidi="ar_AE"/>
@@ -624,7 +610,6 @@
       </w:r>
       <w:r>
         <w:rPr>
-          <w:b/>
           <w:rtl/>
           <w:cs/>
           <w:lang w:val="ar_AE" w:bidi="ar_AE"/>
@@ -791,20 +776,14 @@
         </w:rPr>
         <w:t xml:space="preserve"> هي نوع من أشجار الفاكهة التي كانت تنمو في </w:t>
       </w:r>
-      <w:hyperlink r:id="rId15">
-        <w:r>
-          <w:rPr>
-            <w:rtl/>
-            <w:cs/>
-            <w:lang w:val="ar_AE" w:bidi="ar_AE"/>
-          </w:rPr>
-          <w:rPr>
-            <w:color w:val="0000EE"/>
-            <w:u w:val="single"/>
-          </w:rPr>
-          <w:t>إسرائيل</w:t>
-        </w:r>
-      </w:hyperlink>
+      <w:r>
+        <w:rPr>
+          <w:rtl/>
+          <w:cs/>
+          <w:lang w:val="ar_AE" w:bidi="ar_AE"/>
+        </w:rPr>
+        <w:t>إسرائيل</w:t>
+      </w:r>
       <w:r>
         <w:rPr>
           <w:rtl/>
@@ -1013,20 +992,14 @@
         </w:rPr>
         <w:t xml:space="preserve"> هو شخص له </w:t>
       </w:r>
-      <w:hyperlink r:id="rId16">
-        <w:r>
-          <w:rPr>
-            <w:rtl/>
-            <w:cs/>
-            <w:lang w:val="ar_AE" w:bidi="ar_AE"/>
-          </w:rPr>
-          <w:rPr>
-            <w:color w:val="0000EE"/>
-            <w:u w:val="single"/>
-          </w:rPr>
-          <w:t>سلطان</w:t>
-        </w:r>
-      </w:hyperlink>
+      <w:r>
+        <w:rPr>
+          <w:rtl/>
+          <w:cs/>
+          <w:lang w:val="ar_AE" w:bidi="ar_AE"/>
+        </w:rPr>
+        <w:t>سلطان</w:t>
+      </w:r>
       <w:r>
         <w:rPr>
           <w:rtl/>
@@ -1055,20 +1028,14 @@
         </w:rPr>
         <w:t xml:space="preserve">وفي العهد الجديد، فإن الشيوخ هم أشخاص في </w:t>
       </w:r>
-      <w:hyperlink r:id="rId17">
-        <w:r>
-          <w:rPr>
-            <w:rtl/>
-            <w:cs/>
-            <w:lang w:val="ar_AE" w:bidi="ar_AE"/>
-          </w:rPr>
-          <w:rPr>
-            <w:color w:val="0000EE"/>
-            <w:u w:val="single"/>
-          </w:rPr>
-          <w:t>الكنيسة</w:t>
-        </w:r>
-      </w:hyperlink>
+      <w:r>
+        <w:rPr>
+          <w:rtl/>
+          <w:cs/>
+          <w:lang w:val="ar_AE" w:bidi="ar_AE"/>
+        </w:rPr>
+        <w:t>الكنيسة</w:t>
+      </w:r>
       <w:r>
         <w:rPr>
           <w:rtl/>
@@ -1079,7 +1046,6 @@
       </w:r>
       <w:r>
         <w:rPr>
-          <w:b/>
           <w:rtl/>
           <w:cs/>
           <w:lang w:val="ar_AE" w:bidi="ar_AE"/>
@@ -1221,12 +1187,44 @@
       </w:r>
       <w:r>
         <w:rPr>
+          <w:rtl/>
+          <w:cs/>
+          <w:lang w:val="ar_AE" w:bidi="ar_AE"/>
+        </w:rPr>
+        <w:t>الأرواح الشريرة</w:t>
+      </w:r>
+      <w:r>
+        <w:rPr>
+          <w:rtl/>
+          <w:cs/>
+          <w:lang w:val="ar_AE" w:bidi="ar_AE"/>
+        </w:rPr>
+        <w:t xml:space="preserve">، أو </w:t>
+      </w:r>
+      <w:r>
+        <w:rPr>
           <w:b/>
           <w:rtl/>
           <w:cs/>
           <w:lang w:val="ar_AE" w:bidi="ar_AE"/>
         </w:rPr>
-        <w:t>الأرواح الشريرة</w:t>
+        <w:t>الأرواح النجسة</w:t>
+      </w:r>
+      <w:r>
+        <w:rPr>
+          <w:rtl/>
+          <w:cs/>
+          <w:lang w:val="ar_AE" w:bidi="ar_AE"/>
+        </w:rPr>
+        <w:t xml:space="preserve">، كلها تُشير إلى الشيء نفسه. والشياطين هي أرواح قد تمردت على الله. وقد كان رئيس جميع الشياطين يُدعى </w:t>
+      </w:r>
+      <w:r>
+        <w:rPr>
+          <w:rtl/>
+          <w:cs/>
+          <w:lang w:val="ar_AE" w:bidi="ar_AE"/>
+        </w:rPr>
+        <w:t>الشيطان</w:t>
       </w:r>
       <w:r>
         <w:rPr>
@@ -1238,57 +1236,12 @@
       </w:r>
       <w:r>
         <w:rPr>
-          <w:b/>
-          <w:rtl/>
-          <w:cs/>
-          <w:lang w:val="ar_AE" w:bidi="ar_AE"/>
-        </w:rPr>
-        <w:t>الأرواح النجسة</w:t>
-      </w:r>
-      <w:r>
-        <w:rPr>
-          <w:rtl/>
-          <w:cs/>
-          <w:lang w:val="ar_AE" w:bidi="ar_AE"/>
-        </w:rPr>
-        <w:t xml:space="preserve">، كلها تُشير إلى الشيء نفسه. والشياطين هي أرواح قد تمردت على الله. وقد كان رئيس جميع الشياطين يُدعى </w:t>
-      </w:r>
-      <w:hyperlink r:id="rId18">
-        <w:r>
-          <w:rPr>
-            <w:rtl/>
-            <w:cs/>
-            <w:lang w:val="ar_AE" w:bidi="ar_AE"/>
-          </w:rPr>
-          <w:rPr>
-            <w:color w:val="0000EE"/>
-            <w:u w:val="single"/>
-          </w:rPr>
-          <w:t>الشيطان</w:t>
-        </w:r>
-      </w:hyperlink>
-      <w:r>
-        <w:rPr>
-          <w:rtl/>
-          <w:cs/>
-          <w:lang w:val="ar_AE" w:bidi="ar_AE"/>
-        </w:rPr>
-        <w:t xml:space="preserve">، أو </w:t>
-      </w:r>
-      <w:hyperlink r:id="rId14">
-        <w:r>
-          <w:rPr>
-            <w:rtl/>
-            <w:cs/>
-            <w:lang w:val="ar_AE" w:bidi="ar_AE"/>
-          </w:rPr>
-          <w:rPr>
-            <w:color w:val="0000EE"/>
-            <w:u w:val="single"/>
-          </w:rPr>
-          <w:t>إبليس</w:t>
-        </w:r>
-      </w:hyperlink>
+          <w:rtl/>
+          <w:cs/>
+          <w:lang w:val="ar_AE" w:bidi="ar_AE"/>
+        </w:rPr>
+        <w:t>إبليس</w:t>
+      </w:r>
       <w:r>
         <w:rPr>
           <w:rtl/>
@@ -1299,7 +1252,6 @@
       </w:r>
       <w:r>
         <w:rPr>
-          <w:b/>
           <w:rtl/>
           <w:cs/>
           <w:lang w:val="ar_AE" w:bidi="ar_AE"/>
@@ -1316,7 +1268,6 @@
       </w:r>
       <w:r>
         <w:rPr>
-          <w:b/>
           <w:rtl/>
           <w:cs/>
           <w:lang w:val="ar_AE" w:bidi="ar_AE"/>
@@ -1353,7 +1304,6 @@
       </w:r>
       <w:r>
         <w:rPr>
-          <w:b/>
           <w:rtl/>
           <w:cs/>
           <w:lang w:val="ar_AE" w:bidi="ar_AE"/>
@@ -1370,7 +1320,6 @@
       </w:r>
       <w:r>
         <w:rPr>
-          <w:b/>
           <w:rtl/>
           <w:cs/>
           <w:lang w:val="ar_AE" w:bidi="ar_AE"/>
@@ -1405,20 +1354,14 @@
         </w:rPr>
         <w:t xml:space="preserve">كما يمكن أن تُدعى الشياطين أيضًا أرواحًا شريرة. وهذا يُظهر بوضوح أن نواياهم </w:t>
       </w:r>
-      <w:hyperlink r:id="rId19">
-        <w:r>
-          <w:rPr>
-            <w:rtl/>
-            <w:cs/>
-            <w:lang w:val="ar_AE" w:bidi="ar_AE"/>
-          </w:rPr>
-          <w:rPr>
-            <w:color w:val="0000EE"/>
-            <w:u w:val="single"/>
-          </w:rPr>
-          <w:t>شريرة</w:t>
-        </w:r>
-      </w:hyperlink>
+      <w:r>
+        <w:rPr>
+          <w:rtl/>
+          <w:cs/>
+          <w:lang w:val="ar_AE" w:bidi="ar_AE"/>
+        </w:rPr>
+        <w:t>شريرة</w:t>
+      </w:r>
       <w:r>
         <w:rPr>
           <w:rtl/>
@@ -1429,7 +1372,6 @@
       </w:r>
       <w:r>
         <w:rPr>
-          <w:b/>
           <w:rtl/>
           <w:cs/>
           <w:lang w:val="ar_AE" w:bidi="ar_AE"/>
